--- a/docs/lista_louvores/Textos_Louvores/JESUS CRISTO MUDOU MEU VIVER.docx
+++ b/docs/lista_louvores/Textos_Louvores/JESUS CRISTO MUDOU MEU VIVER.docx
@@ -4,206 +4,258 @@
   <w:body>
     <w:p>
       <w:pPr>
-        <w:pStyle w:val="PargrafodaLista"/>
-        <w:numPr>
-          <w:ilvl w:val="0"/>
-          <w:numId w:val="1"/>
-        </w:numPr>
-        <w:autoSpaceDE w:val="0"/>
-        <w:autoSpaceDN w:val="0"/>
-        <w:adjustRightInd w:val="0"/>
-        <w:spacing w:before="120" w:after="80" w:line="240" w:lineRule="auto"/>
-        <w:jc w:val="both"/>
-        <w:rPr>
-          <w:rFonts w:ascii="Arial" w:hAnsi="Arial" w:cs="Arial"/>
-        </w:rPr>
+        <w:pStyle w:val="Ttulo1"/>
       </w:pPr>
       <w:r>
-        <w:rPr>
-          <w:color w:val="000000"/>
-          <w:sz w:val="28"/>
-          <w:szCs w:val="28"/>
-        </w:rPr>
         <w:t>Jesus Cristo mudou meu viver</w:t>
       </w:r>
     </w:p>
     <w:p>
       <w:pPr>
-        <w:pStyle w:val="PargrafodaLista"/>
-        <w:spacing w:before="120"/>
-        <w:ind w:left="810"/>
-        <w:rPr>
-          <w:rFonts w:ascii="Arial" w:hAnsi="Arial" w:cs="Arial"/>
+        <w:rPr>
+          <w:rFonts w:ascii="Times New Roman" w:hAnsi="Times New Roman"/>
+          <w:b/>
+          <w:bCs/>
+          <w:i/>
+          <w:iCs/>
         </w:rPr>
       </w:pPr>
+      <w:r>
+        <w:rPr>
+          <w:rFonts w:ascii="Times New Roman" w:hAnsi="Times New Roman"/>
+          <w:b/>
+          <w:bCs/>
+          <w:i/>
+          <w:iCs/>
+        </w:rPr>
+        <w:t>Jesus Cristo mudou meu viver,</w:t>
+      </w:r>
+      <w:r>
+        <w:rPr>
+          <w:rFonts w:ascii="Times New Roman" w:hAnsi="Times New Roman"/>
+          <w:b/>
+          <w:bCs/>
+          <w:i/>
+          <w:iCs/>
+        </w:rPr>
+        <w:br/>
+      </w:r>
+      <w:r>
+        <w:rPr>
+          <w:rFonts w:ascii="Times New Roman" w:hAnsi="Times New Roman"/>
+          <w:b/>
+          <w:bCs/>
+          <w:i/>
+          <w:iCs/>
+        </w:rPr>
+        <w:t>Jesus Cristo mudou meu viver,</w:t>
+      </w:r>
+      <w:r>
+        <w:rPr>
+          <w:rFonts w:ascii="Times New Roman" w:hAnsi="Times New Roman"/>
+          <w:b/>
+          <w:bCs/>
+          <w:i/>
+          <w:iCs/>
+        </w:rPr>
+        <w:br/>
+      </w:r>
+      <w:r>
+        <w:rPr>
+          <w:rFonts w:ascii="Times New Roman" w:hAnsi="Times New Roman"/>
+          <w:b/>
+          <w:bCs/>
+          <w:i/>
+          <w:iCs/>
+        </w:rPr>
+        <w:t>Ele é a luz que ilumina o meu ser</w:t>
+      </w:r>
+      <w:r>
+        <w:rPr>
+          <w:rFonts w:ascii="Times New Roman" w:hAnsi="Times New Roman"/>
+          <w:b/>
+          <w:bCs/>
+          <w:i/>
+          <w:iCs/>
+        </w:rPr>
+        <w:br/>
+      </w:r>
+      <w:r>
+        <w:rPr>
+          <w:rFonts w:ascii="Times New Roman" w:hAnsi="Times New Roman"/>
+          <w:b/>
+          <w:bCs/>
+          <w:i/>
+          <w:iCs/>
+        </w:rPr>
+        <w:t xml:space="preserve">Sim, Jesus Cristo mudou meu viver </w:t>
+      </w:r>
     </w:p>
     <w:p>
       <w:pPr>
-        <w:pStyle w:val="PargrafodaLista"/>
-        <w:numPr>
-          <w:ilvl w:val="0"/>
-          <w:numId w:val="1"/>
-        </w:numPr>
-        <w:autoSpaceDE w:val="0"/>
-        <w:autoSpaceDN w:val="0"/>
-        <w:adjustRightInd w:val="0"/>
-        <w:spacing w:after="120" w:line="240" w:lineRule="auto"/>
-        <w:ind w:left="1293" w:hanging="357"/>
-        <w:contextualSpacing w:val="0"/>
+        <w:rPr>
+          <w:rFonts w:ascii="Times New Roman" w:hAnsi="Times New Roman"/>
+        </w:rPr>
       </w:pPr>
       <w:r>
-        <w:t>Jesus Cristo mudou meu viver,</w:t>
-      </w:r>
-      <w:r>
+        <w:rPr>
+          <w:rFonts w:ascii="Times New Roman" w:hAnsi="Times New Roman"/>
+        </w:rPr>
+        <w:t>Diferente hoje é o meu coração,</w:t>
+      </w:r>
+      <w:r>
+        <w:rPr>
+          <w:rFonts w:ascii="Times New Roman" w:hAnsi="Times New Roman"/>
+        </w:rPr>
         <w:br/>
-        <w:t>Jesus Cristo mudou meu viver,</w:t>
-      </w:r>
-      <w:r>
+      </w:r>
+      <w:r>
+        <w:rPr>
+          <w:rFonts w:ascii="Times New Roman" w:hAnsi="Times New Roman"/>
+        </w:rPr>
+        <w:t>diferente hoje é o meu coração,</w:t>
+      </w:r>
+      <w:r>
+        <w:rPr>
+          <w:rFonts w:ascii="Times New Roman" w:hAnsi="Times New Roman"/>
+        </w:rPr>
         <w:br/>
-        <w:t>Ele é a luz que ilumina o meu ser</w:t>
-      </w:r>
-      <w:r>
+      </w:r>
+      <w:r>
+        <w:rPr>
+          <w:rFonts w:ascii="Times New Roman" w:hAnsi="Times New Roman"/>
+        </w:rPr>
+        <w:t xml:space="preserve">Cristo deu-me paz e perdão </w:t>
+      </w:r>
+      <w:r>
+        <w:rPr>
+          <w:rFonts w:ascii="Times New Roman" w:hAnsi="Times New Roman"/>
+        </w:rPr>
         <w:br/>
-        <w:t>Sim, Jesus Cristo mudou meu viver</w:t>
-      </w:r>
-      <w:r>
-        <w:rPr>
-          <w:rFonts w:hint="eastAsia"/>
-        </w:rPr>
-        <w:t xml:space="preserve"> </w:t>
+      </w:r>
+      <w:r>
+        <w:rPr>
+          <w:rFonts w:ascii="Times New Roman" w:hAnsi="Times New Roman"/>
+        </w:rPr>
+        <w:t>sim, diferente hoje é o meu coração</w:t>
       </w:r>
     </w:p>
     <w:p>
       <w:pPr>
-        <w:pStyle w:val="PargrafodaLista"/>
-        <w:numPr>
-          <w:ilvl w:val="0"/>
-          <w:numId w:val="1"/>
-        </w:numPr>
-        <w:autoSpaceDE w:val="0"/>
-        <w:autoSpaceDN w:val="0"/>
-        <w:adjustRightInd w:val="0"/>
-        <w:spacing w:after="120" w:line="240" w:lineRule="auto"/>
-        <w:ind w:left="1293" w:hanging="357"/>
-        <w:contextualSpacing w:val="0"/>
+        <w:rPr>
+          <w:rFonts w:ascii="Times New Roman" w:hAnsi="Times New Roman"/>
+        </w:rPr>
       </w:pPr>
       <w:r>
-        <w:t>Diferente hoje é o meu coração,</w:t>
-      </w:r>
-      <w:r>
+        <w:rPr>
+          <w:rFonts w:ascii="Times New Roman" w:hAnsi="Times New Roman"/>
+        </w:rPr>
+        <w:t xml:space="preserve">O amor só conheci em canções </w:t>
+      </w:r>
+      <w:r>
+        <w:rPr>
+          <w:rFonts w:ascii="Times New Roman" w:hAnsi="Times New Roman"/>
+        </w:rPr>
         <w:br/>
-        <w:t>diferente hoje é o meu coração,</w:t>
-      </w:r>
-      <w:r>
-        <w:br/>
-        <w:t xml:space="preserve">Cristo deu-me paz e perdão </w:t>
-      </w:r>
-      <w:r>
-        <w:br/>
-        <w:t>sim, diferente hoje</w:t>
-      </w:r>
-      <w:r>
-        <w:t xml:space="preserve"> </w:t>
-      </w:r>
-      <w:r>
-        <w:t>é o meu coração</w:t>
+      </w:r>
+      <w:r>
+        <w:rPr>
+          <w:rFonts w:ascii="Times New Roman" w:hAnsi="Times New Roman"/>
+        </w:rPr>
+        <w:t>que falavam de ilusões</w:t>
       </w:r>
     </w:p>
     <w:p>
       <w:pPr>
-        <w:pStyle w:val="PargrafodaLista"/>
-        <w:numPr>
-          <w:ilvl w:val="0"/>
-          <w:numId w:val="1"/>
-        </w:numPr>
-        <w:autoSpaceDE w:val="0"/>
-        <w:autoSpaceDN w:val="0"/>
-        <w:adjustRightInd w:val="0"/>
-        <w:spacing w:after="120" w:line="240" w:lineRule="auto"/>
-        <w:ind w:left="1293" w:hanging="357"/>
-        <w:contextualSpacing w:val="0"/>
+        <w:rPr>
+          <w:rFonts w:ascii="Times New Roman" w:hAnsi="Times New Roman"/>
+        </w:rPr>
       </w:pPr>
       <w:r>
-        <w:t xml:space="preserve">O amor só conheci em canções </w:t>
-      </w:r>
-      <w:r>
+        <w:rPr>
+          <w:rFonts w:ascii="Times New Roman" w:hAnsi="Times New Roman"/>
+        </w:rPr>
+        <w:t xml:space="preserve">Tudo agora é diferente, </w:t>
+      </w:r>
+      <w:r>
+        <w:rPr>
+          <w:rFonts w:ascii="Times New Roman" w:hAnsi="Times New Roman"/>
+        </w:rPr>
         <w:br/>
-        <w:t>que falavam de ilusões</w:t>
+      </w:r>
+      <w:r>
+        <w:rPr>
+          <w:rFonts w:ascii="Times New Roman" w:hAnsi="Times New Roman"/>
+        </w:rPr>
+        <w:t>isso falo a toda gente</w:t>
+      </w:r>
+      <w:r>
+        <w:rPr>
+          <w:rFonts w:ascii="Times New Roman" w:hAnsi="Times New Roman"/>
+        </w:rPr>
+        <w:br/>
+      </w:r>
+      <w:r>
+        <w:rPr>
+          <w:rFonts w:ascii="Times New Roman" w:hAnsi="Times New Roman"/>
+        </w:rPr>
+        <w:t>Pois Cristo deu-me o Seu amor</w:t>
       </w:r>
     </w:p>
     <w:p>
       <w:pPr>
-        <w:pStyle w:val="PargrafodaLista"/>
-        <w:numPr>
-          <w:ilvl w:val="0"/>
-          <w:numId w:val="1"/>
-        </w:numPr>
-        <w:autoSpaceDE w:val="0"/>
-        <w:autoSpaceDN w:val="0"/>
-        <w:adjustRightInd w:val="0"/>
-        <w:spacing w:after="120" w:line="240" w:lineRule="auto"/>
-        <w:ind w:left="1293" w:hanging="357"/>
-        <w:contextualSpacing w:val="0"/>
+        <w:rPr>
+          <w:rFonts w:ascii="Times New Roman" w:hAnsi="Times New Roman"/>
+          <w:b/>
+          <w:bCs/>
+        </w:rPr>
       </w:pPr>
       <w:r>
-        <w:t xml:space="preserve">Tudo agora é diferente, </w:t>
-      </w:r>
-      <w:r>
-        <w:br/>
-        <w:t>isso falo a toda gente</w:t>
-      </w:r>
-      <w:r>
-        <w:br/>
-        <w:t>Pois Cristo deu-me o Seu amor</w:t>
+        <w:rPr>
+          <w:rFonts w:ascii="Times New Roman" w:hAnsi="Times New Roman"/>
+          <w:b/>
+          <w:bCs/>
+        </w:rPr>
+        <w:t xml:space="preserve">[REPETE </w:t>
+      </w:r>
+      <w:r>
+        <w:rPr>
+          <w:rFonts w:ascii="Times New Roman" w:hAnsi="Times New Roman"/>
+          <w:b/>
+          <w:bCs/>
+        </w:rPr>
+        <w:t>ACIMA</w:t>
+      </w:r>
+      <w:r>
+        <w:rPr>
+          <w:rFonts w:ascii="Times New Roman" w:hAnsi="Times New Roman"/>
+          <w:b/>
+          <w:bCs/>
+        </w:rPr>
+        <w:t>]</w:t>
       </w:r>
     </w:p>
     <w:p>
       <w:pPr>
-        <w:pStyle w:val="PargrafodaLista"/>
-        <w:numPr>
-          <w:ilvl w:val="0"/>
-          <w:numId w:val="1"/>
-        </w:numPr>
-        <w:autoSpaceDE w:val="0"/>
-        <w:autoSpaceDN w:val="0"/>
-        <w:adjustRightInd w:val="0"/>
-        <w:spacing w:after="120" w:line="240" w:lineRule="auto"/>
-        <w:ind w:left="1293" w:hanging="357"/>
-        <w:contextualSpacing w:val="0"/>
-      </w:pPr>
-      <w:r>
-        <w:t>[REPETE TODA]</w:t>
-      </w:r>
-    </w:p>
-    <w:p>
-      <w:pPr>
-        <w:pStyle w:val="PargrafodaLista"/>
-        <w:numPr>
-          <w:ilvl w:val="0"/>
-          <w:numId w:val="1"/>
-        </w:numPr>
-        <w:autoSpaceDE w:val="0"/>
-        <w:autoSpaceDN w:val="0"/>
-        <w:adjustRightInd w:val="0"/>
-        <w:spacing w:after="120" w:line="240" w:lineRule="auto"/>
-        <w:ind w:left="1293" w:hanging="357"/>
-        <w:contextualSpacing w:val="0"/>
-      </w:pPr>
-      <w:r>
-        <w:t>[REPETE REFRÃO]</w:t>
-      </w:r>
-    </w:p>
-    <w:p>
-      <w:pPr>
-        <w:rPr>
-          <w:rFonts w:eastAsia="Arial"/>
+        <w:rPr>
+          <w:rFonts w:ascii="Times New Roman" w:hAnsi="Times New Roman"/>
           <w:b/>
           <w:bCs/>
-          <w:color w:val="000000" w:themeColor="text1"/>
+          <w:i/>
+          <w:iCs/>
         </w:rPr>
       </w:pPr>
+      <w:r>
+        <w:rPr>
+          <w:rFonts w:ascii="Times New Roman" w:hAnsi="Times New Roman"/>
+          <w:b/>
+          <w:bCs/>
+          <w:i/>
+          <w:iCs/>
+        </w:rPr>
+        <w:t>[REFRÃO]</w:t>
+      </w:r>
     </w:p>
-    <w:p/>
     <w:sectPr>
       <w:pgSz w:w="11906" w:h="16838"/>
       <w:pgMar w:top="1417" w:right="1701" w:bottom="1417" w:left="1701" w:header="708" w:footer="708" w:gutter="0"/>
